--- a/docx/10-servicios-red/boletin-U10-avanzado.docx
+++ b/docx/10-servicios-red/boletin-U10-avanzado.docx
@@ -15,6 +15,9 @@
             <w:pStyle w:val="TOCHeading"/>
           </w:pPr>
           <w:r>
+            <w:rPr>
+              <w:lang w:val="es-ES"/>
+            </w:rPr>
             <w:t xml:space="preserve">Table of Contents</w:t>
           </w:r>
         </w:p>
@@ -34,6 +37,9 @@
         <w:pStyle w:val="Heading1"/>
       </w:pPr>
       <w:r>
+        <w:rPr>
+          <w:lang w:val="es-ES"/>
+        </w:rPr>
         <w:t xml:space="preserve">Boletín UD10 — Avanzado</w:t>
       </w:r>
     </w:p>
@@ -44,6 +50,9 @@
         <w:pStyle w:val="Heading1"/>
       </w:pPr>
       <w:r>
+        <w:rPr>
+          <w:lang w:val="es-ES"/>
+        </w:rPr>
         <w:t xml:space="preserve">📝 Boletín UD10 — Avanzado</w:t>
       </w:r>
     </w:p>
@@ -52,6 +61,9 @@
         <w:pStyle w:val="BlockText"/>
       </w:pPr>
       <w:r>
+        <w:rPr>
+          <w:lang w:val="es-ES"/>
+        </w:rPr>
         <w:t xml:space="preserve">Ejercicios que requieren aplicar DHCP, DNS y NTP de forma combinada. En los difíciles tienes pista.</w:t>
       </w:r>
     </w:p>
@@ -68,6 +80,9 @@
         <w:pStyle w:val="Heading2"/>
       </w:pPr>
       <w:r>
+        <w:rPr>
+          <w:lang w:val="es-ES"/>
+        </w:rPr>
         <w:t xml:space="preserve">1. DHCP en el router Cisco</w:t>
       </w:r>
     </w:p>
@@ -76,6 +91,9 @@
         <w:pStyle w:val="FirstParagraph"/>
       </w:pPr>
       <w:r>
+        <w:rPr>
+          <w:lang w:val="es-ES"/>
+        </w:rPr>
         <w:t xml:space="preserve">Configura el router R1 como servidor DHCP para la LAN 192.168.1.0/24:</w:t>
       </w:r>
     </w:p>
@@ -88,6 +106,9 @@
         </w:numPr>
       </w:pPr>
       <w:r>
+        <w:rPr>
+          <w:lang w:val="es-ES"/>
+        </w:rPr>
         <w:t xml:space="preserve">Rango excluido: .1 a .20 (infraestructura)</w:t>
       </w:r>
     </w:p>
@@ -100,6 +121,9 @@
         </w:numPr>
       </w:pPr>
       <w:r>
+        <w:rPr>
+          <w:lang w:val="es-ES"/>
+        </w:rPr>
         <w:t xml:space="preserve">Gateway: 192.168.1.1</w:t>
       </w:r>
     </w:p>
@@ -112,6 +136,9 @@
         </w:numPr>
       </w:pPr>
       <w:r>
+        <w:rPr>
+          <w:lang w:val="es-ES"/>
+        </w:rPr>
         <w:t xml:space="preserve">DNS: 8.8.8.8 y 1.1.1.1</w:t>
       </w:r>
     </w:p>
@@ -124,6 +151,9 @@
         </w:numPr>
       </w:pPr>
       <w:r>
+        <w:rPr>
+          <w:lang w:val="es-ES"/>
+        </w:rPr>
         <w:t xml:space="preserve">Concesión de 3 días</w:t>
       </w:r>
     </w:p>
@@ -136,6 +166,9 @@
         </w:numPr>
       </w:pPr>
       <w:r>
+        <w:rPr>
+          <w:lang w:val="es-ES"/>
+        </w:rPr>
         <w:t xml:space="preserve">Escribe la configuración completa.</w:t>
       </w:r>
     </w:p>
@@ -148,6 +181,9 @@
         </w:numPr>
       </w:pPr>
       <w:r>
+        <w:rPr>
+          <w:lang w:val="es-ES"/>
+        </w:rPr>
         <w:t xml:space="preserve">Un PC no recibe IP. Enumera tu secuencia de diagnóstico (comandos y qué buscas en cada uno).</w:t>
       </w:r>
     </w:p>
@@ -159,34 +195,52 @@
         <w:rPr>
           <w:b/>
           <w:bCs/>
+          <w:lang w:val="es-ES"/>
         </w:rPr>
         <w:t xml:space="preserve">Pista:</w:t>
       </w:r>
       <w:r>
+        <w:rPr>
+          <w:lang w:val="es-ES"/>
+        </w:rPr>
         <w:t xml:space="preserve"> </w:t>
       </w:r>
       <w:r>
         <w:rPr>
           <w:rStyle w:val="VerbatimChar"/>
+          <w:lang w:val="es-ES"/>
         </w:rPr>
         <w:t xml:space="preserve">ip dhcp excluded-address</w:t>
       </w:r>
       <w:r>
+        <w:rPr>
+          <w:lang w:val="es-ES"/>
+        </w:rPr>
         <w:t xml:space="preserve"> </w:t>
       </w:r>
       <w:r>
+        <w:rPr>
+          <w:lang w:val="es-ES"/>
+        </w:rPr>
         <w:t xml:space="preserve">+</w:t>
       </w:r>
       <w:r>
+        <w:rPr>
+          <w:lang w:val="es-ES"/>
+        </w:rPr>
         <w:t xml:space="preserve"> </w:t>
       </w:r>
       <w:r>
         <w:rPr>
           <w:rStyle w:val="VerbatimChar"/>
+          <w:lang w:val="es-ES"/>
         </w:rPr>
         <w:t xml:space="preserve">ip dhcp pool</w:t>
       </w:r>
       <w:r>
+        <w:rPr>
+          <w:lang w:val="es-ES"/>
+        </w:rPr>
         <w:t xml:space="preserve">.</w:t>
       </w:r>
     </w:p>
@@ -197,6 +251,9 @@
         <w:pStyle w:val="Heading2"/>
       </w:pPr>
       <w:r>
+        <w:rPr>
+          <w:lang w:val="es-ES"/>
+        </w:rPr>
         <w:t xml:space="preserve">2. DNS jerárquico</w:t>
       </w:r>
     </w:p>
@@ -205,21 +262,34 @@
         <w:pStyle w:val="FirstParagraph"/>
       </w:pPr>
       <w:r>
+        <w:rPr>
+          <w:lang w:val="es-ES"/>
+        </w:rPr>
         <w:t xml:space="preserve">Explica el recorrido completo de una consulta DNS para</w:t>
       </w:r>
       <w:r>
+        <w:rPr>
+          <w:lang w:val="es-ES"/>
+        </w:rPr>
         <w:t xml:space="preserve"> </w:t>
       </w:r>
       <w:r>
         <w:rPr>
           <w:rStyle w:val="VerbatimChar"/>
+          <w:lang w:val="es-ES"/>
         </w:rPr>
         <w:t xml:space="preserve">www.ejemplo.es</w:t>
       </w:r>
       <w:r>
+        <w:rPr>
+          <w:lang w:val="es-ES"/>
+        </w:rPr>
         <w:t xml:space="preserve"> </w:t>
       </w:r>
       <w:r>
+        <w:rPr>
+          <w:lang w:val="es-ES"/>
+        </w:rPr>
         <w:t xml:space="preserve">la primera vez que la hace un equipo (cachés vacías):</w:t>
       </w:r>
     </w:p>
@@ -232,6 +302,9 @@
         </w:numPr>
       </w:pPr>
       <w:r>
+        <w:rPr>
+          <w:lang w:val="es-ES"/>
+        </w:rPr>
         <w:t xml:space="preserve">¿Quién pregunta a quién? Enumera los pasos (resolver local → raíz → TLD → autoritativo).</w:t>
       </w:r>
     </w:p>
@@ -244,6 +317,9 @@
         </w:numPr>
       </w:pPr>
       <w:r>
+        <w:rPr>
+          <w:lang w:val="es-ES"/>
+        </w:rPr>
         <w:t xml:space="preserve">¿Qué pasa la segunda vez, cinco minutos después?</w:t>
       </w:r>
     </w:p>
@@ -256,6 +332,9 @@
         </w:numPr>
       </w:pPr>
       <w:r>
+        <w:rPr>
+          <w:lang w:val="es-ES"/>
+        </w:rPr>
         <w:t xml:space="preserve">¿Qué papel juega el TTL de los registros?</w:t>
       </w:r>
     </w:p>
@@ -266,6 +345,9 @@
         <w:pStyle w:val="Heading2"/>
       </w:pPr>
       <w:r>
+        <w:rPr>
+          <w:lang w:val="es-ES"/>
+        </w:rPr>
         <w:t xml:space="preserve">3. Selección de registros para un mini-proyecto</w:t>
       </w:r>
     </w:p>
@@ -274,42 +356,66 @@
         <w:pStyle w:val="FirstParagraph"/>
       </w:pPr>
       <w:r>
+        <w:rPr>
+          <w:lang w:val="es-ES"/>
+        </w:rPr>
         <w:t xml:space="preserve">Tu centro va a publicar: web (</w:t>
       </w:r>
       <w:r>
         <w:rPr>
           <w:rStyle w:val="VerbatimChar"/>
+          <w:lang w:val="es-ES"/>
         </w:rPr>
         <w:t xml:space="preserve">www.instituto.edu</w:t>
       </w:r>
       <w:r>
+        <w:rPr>
+          <w:lang w:val="es-ES"/>
+        </w:rPr>
         <w:t xml:space="preserve">), correo propio, y un alias corto</w:t>
       </w:r>
       <w:r>
+        <w:rPr>
+          <w:lang w:val="es-ES"/>
+        </w:rPr>
         <w:t xml:space="preserve"> </w:t>
       </w:r>
       <w:r>
         <w:rPr>
           <w:rStyle w:val="VerbatimChar"/>
+          <w:lang w:val="es-ES"/>
         </w:rPr>
         <w:t xml:space="preserve">aulas</w:t>
       </w:r>
       <w:r>
+        <w:rPr>
+          <w:lang w:val="es-ES"/>
+        </w:rPr>
         <w:t xml:space="preserve"> </w:t>
       </w:r>
       <w:r>
+        <w:rPr>
+          <w:lang w:val="es-ES"/>
+        </w:rPr>
         <w:t xml:space="preserve">que apunta al mismo servidor que</w:t>
       </w:r>
       <w:r>
+        <w:rPr>
+          <w:lang w:val="es-ES"/>
+        </w:rPr>
         <w:t xml:space="preserve"> </w:t>
       </w:r>
       <w:r>
         <w:rPr>
           <w:rStyle w:val="VerbatimChar"/>
+          <w:lang w:val="es-ES"/>
         </w:rPr>
         <w:t xml:space="preserve">www</w:t>
       </w:r>
       <w:r>
+        <w:rPr>
+          <w:lang w:val="es-ES"/>
+        </w:rPr>
         <w:t xml:space="preserve">. El servidor tiene IP 198.51.100.10 (IPv4) y 2001:db8::10 (IPv6). El correo lo gestiona un proveedor externo.</w:t>
       </w:r>
     </w:p>
@@ -322,6 +428,9 @@
         </w:numPr>
       </w:pPr>
       <w:r>
+        <w:rPr>
+          <w:lang w:val="es-ES"/>
+        </w:rPr>
         <w:t xml:space="preserve">Escribe los registros mínimos con sus tipos.</w:t>
       </w:r>
     </w:p>
@@ -334,21 +443,34 @@
         </w:numPr>
       </w:pPr>
       <w:r>
+        <w:rPr>
+          <w:lang w:val="es-ES"/>
+        </w:rPr>
         <w:t xml:space="preserve">¿Qué registro necesitarías añadir para que</w:t>
       </w:r>
       <w:r>
+        <w:rPr>
+          <w:lang w:val="es-ES"/>
+        </w:rPr>
         <w:t xml:space="preserve"> </w:t>
       </w:r>
       <w:r>
         <w:rPr>
           <w:rStyle w:val="VerbatimChar"/>
+          <w:lang w:val="es-ES"/>
         </w:rPr>
         <w:t xml:space="preserve">mail.proveedor.com</w:t>
       </w:r>
       <w:r>
+        <w:rPr>
+          <w:lang w:val="es-ES"/>
+        </w:rPr>
         <w:t xml:space="preserve"> </w:t>
       </w:r>
       <w:r>
+        <w:rPr>
+          <w:lang w:val="es-ES"/>
+        </w:rPr>
         <w:t xml:space="preserve">reciba el correo en nombre del instituto?</w:t>
       </w:r>
     </w:p>
@@ -361,18 +483,28 @@
         </w:numPr>
       </w:pPr>
       <w:r>
+        <w:rPr>
+          <w:lang w:val="es-ES"/>
+        </w:rPr>
         <w:t xml:space="preserve">Un compañero propone un registro CNAME para el dominio raíz</w:t>
       </w:r>
       <w:r>
+        <w:rPr>
+          <w:lang w:val="es-ES"/>
+        </w:rPr>
         <w:t xml:space="preserve"> </w:t>
       </w:r>
       <w:r>
         <w:rPr>
           <w:rStyle w:val="VerbatimChar"/>
+          <w:lang w:val="es-ES"/>
         </w:rPr>
         <w:t xml:space="preserve">instituto.edu</w:t>
       </w:r>
       <w:r>
+        <w:rPr>
+          <w:lang w:val="es-ES"/>
+        </w:rPr>
         <w:t xml:space="preserve">. ¿Es buena idea?</w:t>
       </w:r>
     </w:p>
@@ -383,6 +515,9 @@
         <w:pStyle w:val="Heading2"/>
       </w:pPr>
       <w:r>
+        <w:rPr>
+          <w:lang w:val="es-ES"/>
+        </w:rPr>
         <w:t xml:space="preserve">4. Diagnóstico con nslookup</w:t>
       </w:r>
     </w:p>
@@ -391,6 +526,9 @@
         <w:pStyle w:val="FirstParagraph"/>
       </w:pPr>
       <w:r>
+        <w:rPr>
+          <w:lang w:val="es-ES"/>
+        </w:rPr>
         <w:t xml:space="preserve">Interpreta estas salidas y di qué está pasando en cada caso:</w:t>
       </w:r>
     </w:p>
@@ -401,6 +539,7 @@
       <w:r>
         <w:rPr>
           <w:rStyle w:val="VerbatimChar"/>
+          <w:lang w:val="es-ES"/>
         </w:rPr>
         <w:t xml:space="preserve">Servidor: UnKnown</w:t>
       </w:r>
@@ -410,6 +549,7 @@
       <w:r>
         <w:rPr>
           <w:rStyle w:val="VerbatimChar"/>
+          <w:lang w:val="es-ES"/>
         </w:rPr>
         <w:t xml:space="preserve">Address: 192.168.1.1</w:t>
       </w:r>
@@ -422,6 +562,7 @@
       <w:r>
         <w:rPr>
           <w:rStyle w:val="VerbatimChar"/>
+          <w:lang w:val="es-ES"/>
         </w:rPr>
         <w:t xml:space="preserve">*** No se puede encontrar el nombre del servidor: DNS request timed out.</w:t>
       </w:r>
@@ -431,6 +572,7 @@
       <w:r>
         <w:rPr>
           <w:rStyle w:val="VerbatimChar"/>
+          <w:lang w:val="es-ES"/>
         </w:rPr>
         <w:t xml:space="preserve">Nombre: www.ejemplo.es</w:t>
       </w:r>
@@ -442,6 +584,7 @@
       <w:r>
         <w:rPr>
           <w:rStyle w:val="VerbatimChar"/>
+          <w:lang w:val="es-ES"/>
         </w:rPr>
         <w:t xml:space="preserve">Nombre: www.ejemplo.es</w:t>
       </w:r>
@@ -451,6 +594,7 @@
       <w:r>
         <w:rPr>
           <w:rStyle w:val="VerbatimChar"/>
+          <w:lang w:val="es-ES"/>
         </w:rPr>
         <w:t xml:space="preserve">Address: 203.0.113.99</w:t>
       </w:r>
@@ -460,6 +604,7 @@
       <w:r>
         <w:rPr>
           <w:rStyle w:val="VerbatimChar"/>
+          <w:lang w:val="es-ES"/>
         </w:rPr>
         <w:t xml:space="preserve">Aliases: www.ejemplo.es</w:t>
       </w:r>
@@ -469,6 +614,7 @@
       <w:r>
         <w:rPr>
           <w:rStyle w:val="VerbatimChar"/>
+          <w:lang w:val="es-ES"/>
         </w:rPr>
         <w:t xml:space="preserve">          web.ejemplo.es</w:t>
       </w:r>
@@ -484,13 +630,20 @@
       <w:r>
         <w:rPr>
           <w:rStyle w:val="VerbatimChar"/>
+          <w:lang w:val="es-ES"/>
         </w:rPr>
         <w:t xml:space="preserve">nslookup www.ejemplo.es 8.8.8.8</w:t>
       </w:r>
       <w:r>
+        <w:rPr>
+          <w:lang w:val="es-ES"/>
+        </w:rPr>
         <w:t xml:space="preserve"> </w:t>
       </w:r>
       <w:r>
+        <w:rPr>
+          <w:lang w:val="es-ES"/>
+        </w:rPr>
         <w:t xml:space="preserve">responde correctamente, pero el navegador no abre la web.</w:t>
       </w:r>
     </w:p>
@@ -501,6 +654,9 @@
         <w:pStyle w:val="Heading2"/>
       </w:pPr>
       <w:r>
+        <w:rPr>
+          <w:lang w:val="es-ES"/>
+        </w:rPr>
         <w:t xml:space="preserve">5. NTP con jerarquía</w:t>
       </w:r>
     </w:p>
@@ -509,6 +665,9 @@
         <w:pStyle w:val="FirstParagraph"/>
       </w:pPr>
       <w:r>
+        <w:rPr>
+          <w:lang w:val="es-ES"/>
+        </w:rPr>
         <w:t xml:space="preserve">Tu red tiene un router de borde (R1), un switch de distribución (S1) y decenas de switches de acceso.</w:t>
       </w:r>
     </w:p>
@@ -521,6 +680,9 @@
         </w:numPr>
       </w:pPr>
       <w:r>
+        <w:rPr>
+          <w:lang w:val="es-ES"/>
+        </w:rPr>
         <w:t xml:space="preserve">Diseña la jerarquía NTP: ¿de dónde toma la hora cada nivel? ¿Qué estrato quedaría aproximadamente en cada uno?</w:t>
       </w:r>
     </w:p>
@@ -533,6 +695,9 @@
         </w:numPr>
       </w:pPr>
       <w:r>
+        <w:rPr>
+          <w:lang w:val="es-ES"/>
+        </w:rPr>
         <w:t xml:space="preserve">Escribe la configuración de R1 y S1.</w:t>
       </w:r>
     </w:p>
@@ -545,6 +710,9 @@
         </w:numPr>
       </w:pPr>
       <w:r>
+        <w:rPr>
+          <w:lang w:val="es-ES"/>
+        </w:rPr>
         <w:t xml:space="preserve">¿Qué comando usas en S1 para comprobar con quién está sincronizado y en qué estrato está?</w:t>
       </w:r>
     </w:p>
@@ -555,6 +723,9 @@
         <w:pStyle w:val="Heading2"/>
       </w:pPr>
       <w:r>
+        <w:rPr>
+          <w:lang w:val="es-ES"/>
+        </w:rPr>
         <w:t xml:space="preserve">6. Los tres servicios en un solo caso</w:t>
       </w:r>
     </w:p>
@@ -563,6 +734,9 @@
         <w:pStyle w:val="FirstParagraph"/>
       </w:pPr>
       <w:r>
+        <w:rPr>
+          <w:lang w:val="es-ES"/>
+        </w:rPr>
         <w:t xml:space="preserve">Escenario: tras una caída eléctrica, el aula de informática no navega. Un alumno apunta estos datos de su PC:</w:t>
       </w:r>
     </w:p>
@@ -575,6 +749,9 @@
         </w:numPr>
       </w:pPr>
       <w:r>
+        <w:rPr>
+          <w:lang w:val="es-ES"/>
+        </w:rPr>
         <w:t xml:space="preserve">IP: 169.254.18.42, máscara 255.255.0.0</w:t>
       </w:r>
     </w:p>
@@ -587,6 +764,9 @@
         </w:numPr>
       </w:pPr>
       <w:r>
+        <w:rPr>
+          <w:lang w:val="es-ES"/>
+        </w:rPr>
         <w:t xml:space="preserve">DNS en blanco</w:t>
       </w:r>
     </w:p>
@@ -599,6 +779,9 @@
         </w:numPr>
       </w:pPr>
       <w:r>
+        <w:rPr>
+          <w:lang w:val="es-ES"/>
+        </w:rPr>
         <w:t xml:space="preserve">La hora del equipo está bien</w:t>
       </w:r>
     </w:p>
@@ -611,6 +794,9 @@
         </w:numPr>
       </w:pPr>
       <w:r>
+        <w:rPr>
+          <w:lang w:val="es-ES"/>
+        </w:rPr>
         <w:t xml:space="preserve">¿Qué servicio está fallando? ¿Cómo se llama ese rango 169.254.x.x?</w:t>
       </w:r>
     </w:p>
@@ -623,6 +809,9 @@
         </w:numPr>
       </w:pPr>
       <w:r>
+        <w:rPr>
+          <w:lang w:val="es-ES"/>
+        </w:rPr>
         <w:t xml:space="preserve">El profesor comprueba el switch del aula y no está en la VLAN correcta. ¿Por qué eso explica el fallo de DHCP?</w:t>
       </w:r>
     </w:p>
@@ -635,21 +824,34 @@
         </w:numPr>
       </w:pPr>
       <w:r>
+        <w:rPr>
+          <w:lang w:val="es-ES"/>
+        </w:rPr>
         <w:t xml:space="preserve">Arreglada la VLAN, el PC navega por IP pero</w:t>
       </w:r>
       <w:r>
+        <w:rPr>
+          <w:lang w:val="es-ES"/>
+        </w:rPr>
         <w:t xml:space="preserve"> </w:t>
       </w:r>
       <w:r>
         <w:rPr>
           <w:rStyle w:val="VerbatimChar"/>
+          <w:lang w:val="es-ES"/>
         </w:rPr>
         <w:t xml:space="preserve">www.google.com</w:t>
       </w:r>
       <w:r>
+        <w:rPr>
+          <w:lang w:val="es-ES"/>
+        </w:rPr>
         <w:t xml:space="preserve"> </w:t>
       </w:r>
       <w:r>
+        <w:rPr>
+          <w:lang w:val="es-ES"/>
+        </w:rPr>
         <w:t xml:space="preserve">sigue fallando. ¿Qué compruebas ahora y con qué comando?</w:t>
       </w:r>
     </w:p>
@@ -662,6 +864,9 @@
         </w:numPr>
       </w:pPr>
       <w:r>
+        <w:rPr>
+          <w:lang w:val="es-ES"/>
+        </w:rPr>
         <w:t xml:space="preserve">Al final del caso, ¿por qué el reloj del PC estaba bien? ¿Qué le pasó al switch, entonces?</w:t>
       </w:r>
     </w:p>
@@ -673,13 +878,20 @@
         <w:rPr>
           <w:b/>
           <w:bCs/>
+          <w:lang w:val="es-ES"/>
         </w:rPr>
         <w:t xml:space="preserve">Pista:</w:t>
       </w:r>
       <w:r>
+        <w:rPr>
+          <w:lang w:val="es-ES"/>
+        </w:rPr>
         <w:t xml:space="preserve"> </w:t>
       </w:r>
       <w:r>
+        <w:rPr>
+          <w:lang w:val="es-ES"/>
+        </w:rPr>
         <w:t xml:space="preserve">APIPA y su rango 169.254.0.0/16; y piensa quién da la hora a quién en cada dispositivo.</w:t>
       </w:r>
     </w:p>
@@ -690,6 +902,9 @@
         <w:pStyle w:val="Heading2"/>
       </w:pPr>
       <w:r>
+        <w:rPr>
+          <w:lang w:val="es-ES"/>
+        </w:rPr>
         <w:t xml:space="preserve">7. DHCPv6 y doble pila</w:t>
       </w:r>
     </w:p>
@@ -698,6 +913,9 @@
         <w:pStyle w:val="FirstParagraph"/>
       </w:pPr>
       <w:r>
+        <w:rPr>
+          <w:lang w:val="es-ES"/>
+        </w:rPr>
         <w:t xml:space="preserve">El centro quiere IPv6 en el aula: prefijo 2001:db8:ab::/64, gateway fe80::1, DNS 2001:4860:4860::8888.</w:t>
       </w:r>
     </w:p>
@@ -710,6 +928,9 @@
         </w:numPr>
       </w:pPr>
       <w:r>
+        <w:rPr>
+          <w:lang w:val="es-ES"/>
+        </w:rPr>
         <w:t xml:space="preserve">¿Dos formas de dar dirección IPv6 a los clientes? Describe brevemente SLAAC y stateful DHCPv6.</w:t>
       </w:r>
     </w:p>
@@ -722,6 +943,9 @@
         </w:numPr>
       </w:pPr>
       <w:r>
+        <w:rPr>
+          <w:lang w:val="es-ES"/>
+        </w:rPr>
         <w:t xml:space="preserve">¿Qué opción usarías si solo quieres repartir DNS y dominio (las direcciones las autoconfiguran los PCs)?</w:t>
       </w:r>
     </w:p>
@@ -734,6 +958,9 @@
         </w:numPr>
       </w:pPr>
       <w:r>
+        <w:rPr>
+          <w:lang w:val="es-ES"/>
+        </w:rPr>
         <w:t xml:space="preserve">Escribe la config de un router Cisco para la opción b).</w:t>
       </w:r>
     </w:p>
@@ -744,18 +971,33 @@
         <w:pStyle w:val="Heading2"/>
       </w:pPr>
       <w:r>
+        <w:rPr>
+          <w:lang w:val="es-ES"/>
+        </w:rPr>
         <w:t xml:space="preserve">8. El</w:t>
       </w:r>
       <w:r>
+        <w:rPr>
+          <w:lang w:val="es-ES"/>
+        </w:rPr>
         <w:t xml:space="preserve"> </w:t>
       </w:r>
       <w:r>
+        <w:rPr>
+          <w:lang w:val="es-ES"/>
+        </w:rPr>
         <w:t xml:space="preserve">“no tiene Internet”</w:t>
       </w:r>
       <w:r>
+        <w:rPr>
+          <w:lang w:val="es-ES"/>
+        </w:rPr>
         <w:t xml:space="preserve"> </w:t>
       </w:r>
       <w:r>
+        <w:rPr>
+          <w:lang w:val="es-ES"/>
+        </w:rPr>
         <w:t xml:space="preserve">clásico</w:t>
       </w:r>
     </w:p>
@@ -764,45 +1006,77 @@
         <w:pStyle w:val="FirstParagraph"/>
       </w:pPr>
       <w:r>
+        <w:rPr>
+          <w:lang w:val="es-ES"/>
+        </w:rPr>
         <w:t xml:space="preserve">Una usuaria llama:</w:t>
       </w:r>
       <w:r>
+        <w:rPr>
+          <w:lang w:val="es-ES"/>
+        </w:rPr>
         <w:t xml:space="preserve"> </w:t>
       </w:r>
       <w:r>
+        <w:rPr>
+          <w:lang w:val="es-ES"/>
+        </w:rPr>
         <w:t xml:space="preserve">“no tengo Internet”</w:t>
       </w:r>
       <w:r>
+        <w:rPr>
+          <w:lang w:val="es-ES"/>
+        </w:rPr>
         <w:t xml:space="preserve">. Su PC muestra: IP correcta 192.168.1.50 (DHCP OK), gateway correcto, pero</w:t>
       </w:r>
       <w:r>
+        <w:rPr>
+          <w:lang w:val="es-ES"/>
+        </w:rPr>
         <w:t xml:space="preserve"> </w:t>
       </w:r>
       <w:r>
         <w:rPr>
           <w:rStyle w:val="VerbatimChar"/>
+          <w:lang w:val="es-ES"/>
         </w:rPr>
         <w:t xml:space="preserve">nslookup www.elmundo.es</w:t>
       </w:r>
       <w:r>
+        <w:rPr>
+          <w:lang w:val="es-ES"/>
+        </w:rPr>
         <w:t xml:space="preserve"> </w:t>
       </w:r>
       <w:r>
+        <w:rPr>
+          <w:lang w:val="es-ES"/>
+        </w:rPr>
         <w:t xml:space="preserve">falla;</w:t>
       </w:r>
       <w:r>
+        <w:rPr>
+          <w:lang w:val="es-ES"/>
+        </w:rPr>
         <w:t xml:space="preserve"> </w:t>
       </w:r>
       <w:r>
         <w:rPr>
           <w:rStyle w:val="VerbatimChar"/>
+          <w:lang w:val="es-ES"/>
         </w:rPr>
         <w:t xml:space="preserve">nslookup www.elmundo.es 1.1.1.1</w:t>
       </w:r>
       <w:r>
+        <w:rPr>
+          <w:lang w:val="es-ES"/>
+        </w:rPr>
         <w:t xml:space="preserve"> </w:t>
       </w:r>
       <w:r>
+        <w:rPr>
+          <w:lang w:val="es-ES"/>
+        </w:rPr>
         <w:t xml:space="preserve">funciona.</w:t>
       </w:r>
     </w:p>
@@ -815,6 +1089,9 @@
         </w:numPr>
       </w:pPr>
       <w:r>
+        <w:rPr>
+          <w:lang w:val="es-ES"/>
+        </w:rPr>
         <w:t xml:space="preserve">¿Qué capa/servicio está sano y cuál roto?</w:t>
       </w:r>
     </w:p>
@@ -827,6 +1104,9 @@
         </w:numPr>
       </w:pPr>
       <w:r>
+        <w:rPr>
+          <w:lang w:val="es-ES"/>
+        </w:rPr>
         <w:t xml:space="preserve">¿Qué dos arreglos inmediatos propones?</w:t>
       </w:r>
     </w:p>
@@ -839,6 +1119,9 @@
         </w:numPr>
       </w:pPr>
       <w:r>
+        <w:rPr>
+          <w:lang w:val="es-ES"/>
+        </w:rPr>
         <w:t xml:space="preserve">¿Por qué NO es un problema de NTP, de DHCP ni de routing?</w:t>
       </w:r>
     </w:p>

--- a/docx/10-servicios-red/boletin-U10-avanzado.docx
+++ b/docx/10-servicios-red/boletin-U10-avanzado.docx
@@ -15,9 +15,6 @@
             <w:pStyle w:val="TOCHeading"/>
           </w:pPr>
           <w:r>
-            <w:rPr>
-              <w:lang w:val="es-ES"/>
-            </w:rPr>
             <w:t xml:space="preserve">Table of Contents</w:t>
           </w:r>
         </w:p>
@@ -37,9 +34,6 @@
         <w:pStyle w:val="Heading1"/>
       </w:pPr>
       <w:r>
-        <w:rPr>
-          <w:lang w:val="es-ES"/>
-        </w:rPr>
         <w:t xml:space="preserve">Boletín UD10 — Avanzado</w:t>
       </w:r>
     </w:p>
@@ -50,9 +44,6 @@
         <w:pStyle w:val="Heading1"/>
       </w:pPr>
       <w:r>
-        <w:rPr>
-          <w:lang w:val="es-ES"/>
-        </w:rPr>
         <w:t xml:space="preserve">📝 Boletín UD10 — Avanzado</w:t>
       </w:r>
     </w:p>
@@ -61,9 +52,6 @@
         <w:pStyle w:val="BlockText"/>
       </w:pPr>
       <w:r>
-        <w:rPr>
-          <w:lang w:val="es-ES"/>
-        </w:rPr>
         <w:t xml:space="preserve">Ejercicios que requieren aplicar DHCP, DNS y NTP de forma combinada. En los difíciles tienes pista.</w:t>
       </w:r>
     </w:p>
@@ -80,9 +68,6 @@
         <w:pStyle w:val="Heading2"/>
       </w:pPr>
       <w:r>
-        <w:rPr>
-          <w:lang w:val="es-ES"/>
-        </w:rPr>
         <w:t xml:space="preserve">1. DHCP en el router Cisco</w:t>
       </w:r>
     </w:p>
@@ -91,9 +76,6 @@
         <w:pStyle w:val="FirstParagraph"/>
       </w:pPr>
       <w:r>
-        <w:rPr>
-          <w:lang w:val="es-ES"/>
-        </w:rPr>
         <w:t xml:space="preserve">Configura el router R1 como servidor DHCP para la LAN 192.168.1.0/24:</w:t>
       </w:r>
     </w:p>
@@ -106,9 +88,6 @@
         </w:numPr>
       </w:pPr>
       <w:r>
-        <w:rPr>
-          <w:lang w:val="es-ES"/>
-        </w:rPr>
         <w:t xml:space="preserve">Rango excluido: .1 a .20 (infraestructura)</w:t>
       </w:r>
     </w:p>
@@ -121,9 +100,6 @@
         </w:numPr>
       </w:pPr>
       <w:r>
-        <w:rPr>
-          <w:lang w:val="es-ES"/>
-        </w:rPr>
         <w:t xml:space="preserve">Gateway: 192.168.1.1</w:t>
       </w:r>
     </w:p>
@@ -136,9 +112,6 @@
         </w:numPr>
       </w:pPr>
       <w:r>
-        <w:rPr>
-          <w:lang w:val="es-ES"/>
-        </w:rPr>
         <w:t xml:space="preserve">DNS: 8.8.8.8 y 1.1.1.1</w:t>
       </w:r>
     </w:p>
@@ -151,9 +124,6 @@
         </w:numPr>
       </w:pPr>
       <w:r>
-        <w:rPr>
-          <w:lang w:val="es-ES"/>
-        </w:rPr>
         <w:t xml:space="preserve">Concesión de 3 días</w:t>
       </w:r>
     </w:p>
@@ -166,9 +136,6 @@
         </w:numPr>
       </w:pPr>
       <w:r>
-        <w:rPr>
-          <w:lang w:val="es-ES"/>
-        </w:rPr>
         <w:t xml:space="preserve">Escribe la configuración completa.</w:t>
       </w:r>
     </w:p>
@@ -181,9 +148,6 @@
         </w:numPr>
       </w:pPr>
       <w:r>
-        <w:rPr>
-          <w:lang w:val="es-ES"/>
-        </w:rPr>
         <w:t xml:space="preserve">Un PC no recibe IP. Enumera tu secuencia de diagnóstico (comandos y qué buscas en cada uno).</w:t>
       </w:r>
     </w:p>
@@ -195,52 +159,34 @@
         <w:rPr>
           <w:b/>
           <w:bCs/>
-          <w:lang w:val="es-ES"/>
         </w:rPr>
         <w:t xml:space="preserve">Pista:</w:t>
       </w:r>
       <w:r>
-        <w:rPr>
-          <w:lang w:val="es-ES"/>
-        </w:rPr>
         <w:t xml:space="preserve"> </w:t>
       </w:r>
       <w:r>
         <w:rPr>
           <w:rStyle w:val="VerbatimChar"/>
-          <w:lang w:val="es-ES"/>
         </w:rPr>
         <w:t xml:space="preserve">ip dhcp excluded-address</w:t>
       </w:r>
       <w:r>
-        <w:rPr>
-          <w:lang w:val="es-ES"/>
-        </w:rPr>
         <w:t xml:space="preserve"> </w:t>
       </w:r>
       <w:r>
-        <w:rPr>
-          <w:lang w:val="es-ES"/>
-        </w:rPr>
         <w:t xml:space="preserve">+</w:t>
       </w:r>
       <w:r>
-        <w:rPr>
-          <w:lang w:val="es-ES"/>
-        </w:rPr>
         <w:t xml:space="preserve"> </w:t>
       </w:r>
       <w:r>
         <w:rPr>
           <w:rStyle w:val="VerbatimChar"/>
-          <w:lang w:val="es-ES"/>
         </w:rPr>
         <w:t xml:space="preserve">ip dhcp pool</w:t>
       </w:r>
       <w:r>
-        <w:rPr>
-          <w:lang w:val="es-ES"/>
-        </w:rPr>
         <w:t xml:space="preserve">.</w:t>
       </w:r>
     </w:p>
@@ -251,9 +197,6 @@
         <w:pStyle w:val="Heading2"/>
       </w:pPr>
       <w:r>
-        <w:rPr>
-          <w:lang w:val="es-ES"/>
-        </w:rPr>
         <w:t xml:space="preserve">2. DNS jerárquico</w:t>
       </w:r>
     </w:p>
@@ -262,34 +205,21 @@
         <w:pStyle w:val="FirstParagraph"/>
       </w:pPr>
       <w:r>
-        <w:rPr>
-          <w:lang w:val="es-ES"/>
-        </w:rPr>
         <w:t xml:space="preserve">Explica el recorrido completo de una consulta DNS para</w:t>
       </w:r>
       <w:r>
-        <w:rPr>
-          <w:lang w:val="es-ES"/>
-        </w:rPr>
         <w:t xml:space="preserve"> </w:t>
       </w:r>
       <w:r>
         <w:rPr>
           <w:rStyle w:val="VerbatimChar"/>
-          <w:lang w:val="es-ES"/>
         </w:rPr>
         <w:t xml:space="preserve">www.ejemplo.es</w:t>
       </w:r>
       <w:r>
-        <w:rPr>
-          <w:lang w:val="es-ES"/>
-        </w:rPr>
         <w:t xml:space="preserve"> </w:t>
       </w:r>
       <w:r>
-        <w:rPr>
-          <w:lang w:val="es-ES"/>
-        </w:rPr>
         <w:t xml:space="preserve">la primera vez que la hace un equipo (cachés vacías):</w:t>
       </w:r>
     </w:p>
@@ -302,9 +232,6 @@
         </w:numPr>
       </w:pPr>
       <w:r>
-        <w:rPr>
-          <w:lang w:val="es-ES"/>
-        </w:rPr>
         <w:t xml:space="preserve">¿Quién pregunta a quién? Enumera los pasos (resolver local → raíz → TLD → autoritativo).</w:t>
       </w:r>
     </w:p>
@@ -317,9 +244,6 @@
         </w:numPr>
       </w:pPr>
       <w:r>
-        <w:rPr>
-          <w:lang w:val="es-ES"/>
-        </w:rPr>
         <w:t xml:space="preserve">¿Qué pasa la segunda vez, cinco minutos después?</w:t>
       </w:r>
     </w:p>
@@ -332,9 +256,6 @@
         </w:numPr>
       </w:pPr>
       <w:r>
-        <w:rPr>
-          <w:lang w:val="es-ES"/>
-        </w:rPr>
         <w:t xml:space="preserve">¿Qué papel juega el TTL de los registros?</w:t>
       </w:r>
     </w:p>
@@ -345,9 +266,6 @@
         <w:pStyle w:val="Heading2"/>
       </w:pPr>
       <w:r>
-        <w:rPr>
-          <w:lang w:val="es-ES"/>
-        </w:rPr>
         <w:t xml:space="preserve">3. Selección de registros para un mini-proyecto</w:t>
       </w:r>
     </w:p>
@@ -356,66 +274,42 @@
         <w:pStyle w:val="FirstParagraph"/>
       </w:pPr>
       <w:r>
-        <w:rPr>
-          <w:lang w:val="es-ES"/>
-        </w:rPr>
         <w:t xml:space="preserve">Tu centro va a publicar: web (</w:t>
       </w:r>
       <w:r>
         <w:rPr>
           <w:rStyle w:val="VerbatimChar"/>
-          <w:lang w:val="es-ES"/>
         </w:rPr>
         <w:t xml:space="preserve">www.instituto.edu</w:t>
       </w:r>
       <w:r>
-        <w:rPr>
-          <w:lang w:val="es-ES"/>
-        </w:rPr>
         <w:t xml:space="preserve">), correo propio, y un alias corto</w:t>
       </w:r>
       <w:r>
-        <w:rPr>
-          <w:lang w:val="es-ES"/>
-        </w:rPr>
         <w:t xml:space="preserve"> </w:t>
       </w:r>
       <w:r>
         <w:rPr>
           <w:rStyle w:val="VerbatimChar"/>
-          <w:lang w:val="es-ES"/>
         </w:rPr>
         <w:t xml:space="preserve">aulas</w:t>
       </w:r>
       <w:r>
-        <w:rPr>
-          <w:lang w:val="es-ES"/>
-        </w:rPr>
         <w:t xml:space="preserve"> </w:t>
       </w:r>
       <w:r>
-        <w:rPr>
-          <w:lang w:val="es-ES"/>
-        </w:rPr>
         <w:t xml:space="preserve">que apunta al mismo servidor que</w:t>
       </w:r>
       <w:r>
-        <w:rPr>
-          <w:lang w:val="es-ES"/>
-        </w:rPr>
         <w:t xml:space="preserve"> </w:t>
       </w:r>
       <w:r>
         <w:rPr>
           <w:rStyle w:val="VerbatimChar"/>
-          <w:lang w:val="es-ES"/>
         </w:rPr>
         <w:t xml:space="preserve">www</w:t>
       </w:r>
       <w:r>
-        <w:rPr>
-          <w:lang w:val="es-ES"/>
-        </w:rPr>
         <w:t xml:space="preserve">. El servidor tiene IP 198.51.100.10 (IPv4) y 2001:db8::10 (IPv6). El correo lo gestiona un proveedor externo.</w:t>
       </w:r>
     </w:p>
@@ -428,9 +322,6 @@
         </w:numPr>
       </w:pPr>
       <w:r>
-        <w:rPr>
-          <w:lang w:val="es-ES"/>
-        </w:rPr>
         <w:t xml:space="preserve">Escribe los registros mínimos con sus tipos.</w:t>
       </w:r>
     </w:p>
@@ -443,34 +334,21 @@
         </w:numPr>
       </w:pPr>
       <w:r>
-        <w:rPr>
-          <w:lang w:val="es-ES"/>
-        </w:rPr>
         <w:t xml:space="preserve">¿Qué registro necesitarías añadir para que</w:t>
       </w:r>
       <w:r>
-        <w:rPr>
-          <w:lang w:val="es-ES"/>
-        </w:rPr>
         <w:t xml:space="preserve"> </w:t>
       </w:r>
       <w:r>
         <w:rPr>
           <w:rStyle w:val="VerbatimChar"/>
-          <w:lang w:val="es-ES"/>
         </w:rPr>
         <w:t xml:space="preserve">mail.proveedor.com</w:t>
       </w:r>
       <w:r>
-        <w:rPr>
-          <w:lang w:val="es-ES"/>
-        </w:rPr>
         <w:t xml:space="preserve"> </w:t>
       </w:r>
       <w:r>
-        <w:rPr>
-          <w:lang w:val="es-ES"/>
-        </w:rPr>
         <w:t xml:space="preserve">reciba el correo en nombre del instituto?</w:t>
       </w:r>
     </w:p>
@@ -483,28 +361,18 @@
         </w:numPr>
       </w:pPr>
       <w:r>
-        <w:rPr>
-          <w:lang w:val="es-ES"/>
-        </w:rPr>
         <w:t xml:space="preserve">Un compañero propone un registro CNAME para el dominio raíz</w:t>
       </w:r>
       <w:r>
-        <w:rPr>
-          <w:lang w:val="es-ES"/>
-        </w:rPr>
         <w:t xml:space="preserve"> </w:t>
       </w:r>
       <w:r>
         <w:rPr>
           <w:rStyle w:val="VerbatimChar"/>
-          <w:lang w:val="es-ES"/>
         </w:rPr>
         <w:t xml:space="preserve">instituto.edu</w:t>
       </w:r>
       <w:r>
-        <w:rPr>
-          <w:lang w:val="es-ES"/>
-        </w:rPr>
         <w:t xml:space="preserve">. ¿Es buena idea?</w:t>
       </w:r>
     </w:p>
@@ -515,9 +383,6 @@
         <w:pStyle w:val="Heading2"/>
       </w:pPr>
       <w:r>
-        <w:rPr>
-          <w:lang w:val="es-ES"/>
-        </w:rPr>
         <w:t xml:space="preserve">4. Diagnóstico con nslookup</w:t>
       </w:r>
     </w:p>
@@ -526,9 +391,6 @@
         <w:pStyle w:val="FirstParagraph"/>
       </w:pPr>
       <w:r>
-        <w:rPr>
-          <w:lang w:val="es-ES"/>
-        </w:rPr>
         <w:t xml:space="preserve">Interpreta estas salidas y di qué está pasando en cada caso:</w:t>
       </w:r>
     </w:p>
@@ -539,7 +401,6 @@
       <w:r>
         <w:rPr>
           <w:rStyle w:val="VerbatimChar"/>
-          <w:lang w:val="es-ES"/>
         </w:rPr>
         <w:t xml:space="preserve">Servidor: UnKnown</w:t>
       </w:r>
@@ -549,7 +410,6 @@
       <w:r>
         <w:rPr>
           <w:rStyle w:val="VerbatimChar"/>
-          <w:lang w:val="es-ES"/>
         </w:rPr>
         <w:t xml:space="preserve">Address: 192.168.1.1</w:t>
       </w:r>
@@ -562,7 +422,6 @@
       <w:r>
         <w:rPr>
           <w:rStyle w:val="VerbatimChar"/>
-          <w:lang w:val="es-ES"/>
         </w:rPr>
         <w:t xml:space="preserve">*** No se puede encontrar el nombre del servidor: DNS request timed out.</w:t>
       </w:r>
@@ -572,7 +431,6 @@
       <w:r>
         <w:rPr>
           <w:rStyle w:val="VerbatimChar"/>
-          <w:lang w:val="es-ES"/>
         </w:rPr>
         <w:t xml:space="preserve">Nombre: www.ejemplo.es</w:t>
       </w:r>
@@ -584,7 +442,6 @@
       <w:r>
         <w:rPr>
           <w:rStyle w:val="VerbatimChar"/>
-          <w:lang w:val="es-ES"/>
         </w:rPr>
         <w:t xml:space="preserve">Nombre: www.ejemplo.es</w:t>
       </w:r>
@@ -594,7 +451,6 @@
       <w:r>
         <w:rPr>
           <w:rStyle w:val="VerbatimChar"/>
-          <w:lang w:val="es-ES"/>
         </w:rPr>
         <w:t xml:space="preserve">Address: 203.0.113.99</w:t>
       </w:r>
@@ -604,7 +460,6 @@
       <w:r>
         <w:rPr>
           <w:rStyle w:val="VerbatimChar"/>
-          <w:lang w:val="es-ES"/>
         </w:rPr>
         <w:t xml:space="preserve">Aliases: www.ejemplo.es</w:t>
       </w:r>
@@ -614,7 +469,6 @@
       <w:r>
         <w:rPr>
           <w:rStyle w:val="VerbatimChar"/>
-          <w:lang w:val="es-ES"/>
         </w:rPr>
         <w:t xml:space="preserve">          web.ejemplo.es</w:t>
       </w:r>
@@ -630,20 +484,13 @@
       <w:r>
         <w:rPr>
           <w:rStyle w:val="VerbatimChar"/>
-          <w:lang w:val="es-ES"/>
         </w:rPr>
         <w:t xml:space="preserve">nslookup www.ejemplo.es 8.8.8.8</w:t>
       </w:r>
       <w:r>
-        <w:rPr>
-          <w:lang w:val="es-ES"/>
-        </w:rPr>
         <w:t xml:space="preserve"> </w:t>
       </w:r>
       <w:r>
-        <w:rPr>
-          <w:lang w:val="es-ES"/>
-        </w:rPr>
         <w:t xml:space="preserve">responde correctamente, pero el navegador no abre la web.</w:t>
       </w:r>
     </w:p>
@@ -654,9 +501,6 @@
         <w:pStyle w:val="Heading2"/>
       </w:pPr>
       <w:r>
-        <w:rPr>
-          <w:lang w:val="es-ES"/>
-        </w:rPr>
         <w:t xml:space="preserve">5. NTP con jerarquía</w:t>
       </w:r>
     </w:p>
@@ -665,9 +509,6 @@
         <w:pStyle w:val="FirstParagraph"/>
       </w:pPr>
       <w:r>
-        <w:rPr>
-          <w:lang w:val="es-ES"/>
-        </w:rPr>
         <w:t xml:space="preserve">Tu red tiene un router de borde (R1), un switch de distribución (S1) y decenas de switches de acceso.</w:t>
       </w:r>
     </w:p>
@@ -680,9 +521,6 @@
         </w:numPr>
       </w:pPr>
       <w:r>
-        <w:rPr>
-          <w:lang w:val="es-ES"/>
-        </w:rPr>
         <w:t xml:space="preserve">Diseña la jerarquía NTP: ¿de dónde toma la hora cada nivel? ¿Qué estrato quedaría aproximadamente en cada uno?</w:t>
       </w:r>
     </w:p>
@@ -695,9 +533,6 @@
         </w:numPr>
       </w:pPr>
       <w:r>
-        <w:rPr>
-          <w:lang w:val="es-ES"/>
-        </w:rPr>
         <w:t xml:space="preserve">Escribe la configuración de R1 y S1.</w:t>
       </w:r>
     </w:p>
@@ -710,9 +545,6 @@
         </w:numPr>
       </w:pPr>
       <w:r>
-        <w:rPr>
-          <w:lang w:val="es-ES"/>
-        </w:rPr>
         <w:t xml:space="preserve">¿Qué comando usas en S1 para comprobar con quién está sincronizado y en qué estrato está?</w:t>
       </w:r>
     </w:p>
@@ -723,9 +555,6 @@
         <w:pStyle w:val="Heading2"/>
       </w:pPr>
       <w:r>
-        <w:rPr>
-          <w:lang w:val="es-ES"/>
-        </w:rPr>
         <w:t xml:space="preserve">6. Los tres servicios en un solo caso</w:t>
       </w:r>
     </w:p>
@@ -734,9 +563,6 @@
         <w:pStyle w:val="FirstParagraph"/>
       </w:pPr>
       <w:r>
-        <w:rPr>
-          <w:lang w:val="es-ES"/>
-        </w:rPr>
         <w:t xml:space="preserve">Escenario: tras una caída eléctrica, el aula de informática no navega. Un alumno apunta estos datos de su PC:</w:t>
       </w:r>
     </w:p>
@@ -749,9 +575,6 @@
         </w:numPr>
       </w:pPr>
       <w:r>
-        <w:rPr>
-          <w:lang w:val="es-ES"/>
-        </w:rPr>
         <w:t xml:space="preserve">IP: 169.254.18.42, máscara 255.255.0.0</w:t>
       </w:r>
     </w:p>
@@ -764,9 +587,6 @@
         </w:numPr>
       </w:pPr>
       <w:r>
-        <w:rPr>
-          <w:lang w:val="es-ES"/>
-        </w:rPr>
         <w:t xml:space="preserve">DNS en blanco</w:t>
       </w:r>
     </w:p>
@@ -779,9 +599,6 @@
         </w:numPr>
       </w:pPr>
       <w:r>
-        <w:rPr>
-          <w:lang w:val="es-ES"/>
-        </w:rPr>
         <w:t xml:space="preserve">La hora del equipo está bien</w:t>
       </w:r>
     </w:p>
@@ -794,9 +611,6 @@
         </w:numPr>
       </w:pPr>
       <w:r>
-        <w:rPr>
-          <w:lang w:val="es-ES"/>
-        </w:rPr>
         <w:t xml:space="preserve">¿Qué servicio está fallando? ¿Cómo se llama ese rango 169.254.x.x?</w:t>
       </w:r>
     </w:p>
@@ -809,9 +623,6 @@
         </w:numPr>
       </w:pPr>
       <w:r>
-        <w:rPr>
-          <w:lang w:val="es-ES"/>
-        </w:rPr>
         <w:t xml:space="preserve">El profesor comprueba el switch del aula y no está en la VLAN correcta. ¿Por qué eso explica el fallo de DHCP?</w:t>
       </w:r>
     </w:p>
@@ -824,34 +635,21 @@
         </w:numPr>
       </w:pPr>
       <w:r>
-        <w:rPr>
-          <w:lang w:val="es-ES"/>
-        </w:rPr>
         <w:t xml:space="preserve">Arreglada la VLAN, el PC navega por IP pero</w:t>
       </w:r>
       <w:r>
-        <w:rPr>
-          <w:lang w:val="es-ES"/>
-        </w:rPr>
         <w:t xml:space="preserve"> </w:t>
       </w:r>
       <w:r>
         <w:rPr>
           <w:rStyle w:val="VerbatimChar"/>
-          <w:lang w:val="es-ES"/>
         </w:rPr>
         <w:t xml:space="preserve">www.google.com</w:t>
       </w:r>
       <w:r>
-        <w:rPr>
-          <w:lang w:val="es-ES"/>
-        </w:rPr>
         <w:t xml:space="preserve"> </w:t>
       </w:r>
       <w:r>
-        <w:rPr>
-          <w:lang w:val="es-ES"/>
-        </w:rPr>
         <w:t xml:space="preserve">sigue fallando. ¿Qué compruebas ahora y con qué comando?</w:t>
       </w:r>
     </w:p>
@@ -864,9 +662,6 @@
         </w:numPr>
       </w:pPr>
       <w:r>
-        <w:rPr>
-          <w:lang w:val="es-ES"/>
-        </w:rPr>
         <w:t xml:space="preserve">Al final del caso, ¿por qué el reloj del PC estaba bien? ¿Qué le pasó al switch, entonces?</w:t>
       </w:r>
     </w:p>
@@ -878,20 +673,13 @@
         <w:rPr>
           <w:b/>
           <w:bCs/>
-          <w:lang w:val="es-ES"/>
         </w:rPr>
         <w:t xml:space="preserve">Pista:</w:t>
       </w:r>
       <w:r>
-        <w:rPr>
-          <w:lang w:val="es-ES"/>
-        </w:rPr>
         <w:t xml:space="preserve"> </w:t>
       </w:r>
       <w:r>
-        <w:rPr>
-          <w:lang w:val="es-ES"/>
-        </w:rPr>
         <w:t xml:space="preserve">APIPA y su rango 169.254.0.0/16; y piensa quién da la hora a quién en cada dispositivo.</w:t>
       </w:r>
     </w:p>
@@ -902,9 +690,6 @@
         <w:pStyle w:val="Heading2"/>
       </w:pPr>
       <w:r>
-        <w:rPr>
-          <w:lang w:val="es-ES"/>
-        </w:rPr>
         <w:t xml:space="preserve">7. DHCPv6 y doble pila</w:t>
       </w:r>
     </w:p>
@@ -913,9 +698,6 @@
         <w:pStyle w:val="FirstParagraph"/>
       </w:pPr>
       <w:r>
-        <w:rPr>
-          <w:lang w:val="es-ES"/>
-        </w:rPr>
         <w:t xml:space="preserve">El centro quiere IPv6 en el aula: prefijo 2001:db8:ab::/64, gateway fe80::1, DNS 2001:4860:4860::8888.</w:t>
       </w:r>
     </w:p>
@@ -928,9 +710,6 @@
         </w:numPr>
       </w:pPr>
       <w:r>
-        <w:rPr>
-          <w:lang w:val="es-ES"/>
-        </w:rPr>
         <w:t xml:space="preserve">¿Dos formas de dar dirección IPv6 a los clientes? Describe brevemente SLAAC y stateful DHCPv6.</w:t>
       </w:r>
     </w:p>
@@ -943,9 +722,6 @@
         </w:numPr>
       </w:pPr>
       <w:r>
-        <w:rPr>
-          <w:lang w:val="es-ES"/>
-        </w:rPr>
         <w:t xml:space="preserve">¿Qué opción usarías si solo quieres repartir DNS y dominio (las direcciones las autoconfiguran los PCs)?</w:t>
       </w:r>
     </w:p>
@@ -958,9 +734,6 @@
         </w:numPr>
       </w:pPr>
       <w:r>
-        <w:rPr>
-          <w:lang w:val="es-ES"/>
-        </w:rPr>
         <w:t xml:space="preserve">Escribe la config de un router Cisco para la opción b).</w:t>
       </w:r>
     </w:p>
@@ -971,33 +744,18 @@
         <w:pStyle w:val="Heading2"/>
       </w:pPr>
       <w:r>
-        <w:rPr>
-          <w:lang w:val="es-ES"/>
-        </w:rPr>
         <w:t xml:space="preserve">8. El</w:t>
       </w:r>
       <w:r>
-        <w:rPr>
-          <w:lang w:val="es-ES"/>
-        </w:rPr>
         <w:t xml:space="preserve"> </w:t>
       </w:r>
       <w:r>
-        <w:rPr>
-          <w:lang w:val="es-ES"/>
-        </w:rPr>
         <w:t xml:space="preserve">“no tiene Internet”</w:t>
       </w:r>
       <w:r>
-        <w:rPr>
-          <w:lang w:val="es-ES"/>
-        </w:rPr>
         <w:t xml:space="preserve"> </w:t>
       </w:r>
       <w:r>
-        <w:rPr>
-          <w:lang w:val="es-ES"/>
-        </w:rPr>
         <w:t xml:space="preserve">clásico</w:t>
       </w:r>
     </w:p>
@@ -1006,77 +764,45 @@
         <w:pStyle w:val="FirstParagraph"/>
       </w:pPr>
       <w:r>
-        <w:rPr>
-          <w:lang w:val="es-ES"/>
-        </w:rPr>
         <w:t xml:space="preserve">Una usuaria llama:</w:t>
       </w:r>
       <w:r>
-        <w:rPr>
-          <w:lang w:val="es-ES"/>
-        </w:rPr>
         <w:t xml:space="preserve"> </w:t>
       </w:r>
       <w:r>
-        <w:rPr>
-          <w:lang w:val="es-ES"/>
-        </w:rPr>
         <w:t xml:space="preserve">“no tengo Internet”</w:t>
       </w:r>
       <w:r>
-        <w:rPr>
-          <w:lang w:val="es-ES"/>
-        </w:rPr>
         <w:t xml:space="preserve">. Su PC muestra: IP correcta 192.168.1.50 (DHCP OK), gateway correcto, pero</w:t>
       </w:r>
       <w:r>
-        <w:rPr>
-          <w:lang w:val="es-ES"/>
-        </w:rPr>
         <w:t xml:space="preserve"> </w:t>
       </w:r>
       <w:r>
         <w:rPr>
           <w:rStyle w:val="VerbatimChar"/>
-          <w:lang w:val="es-ES"/>
         </w:rPr>
         <w:t xml:space="preserve">nslookup www.elmundo.es</w:t>
       </w:r>
       <w:r>
-        <w:rPr>
-          <w:lang w:val="es-ES"/>
-        </w:rPr>
         <w:t xml:space="preserve"> </w:t>
       </w:r>
       <w:r>
-        <w:rPr>
-          <w:lang w:val="es-ES"/>
-        </w:rPr>
         <w:t xml:space="preserve">falla;</w:t>
       </w:r>
       <w:r>
-        <w:rPr>
-          <w:lang w:val="es-ES"/>
-        </w:rPr>
         <w:t xml:space="preserve"> </w:t>
       </w:r>
       <w:r>
         <w:rPr>
           <w:rStyle w:val="VerbatimChar"/>
-          <w:lang w:val="es-ES"/>
         </w:rPr>
         <w:t xml:space="preserve">nslookup www.elmundo.es 1.1.1.1</w:t>
       </w:r>
       <w:r>
-        <w:rPr>
-          <w:lang w:val="es-ES"/>
-        </w:rPr>
         <w:t xml:space="preserve"> </w:t>
       </w:r>
       <w:r>
-        <w:rPr>
-          <w:lang w:val="es-ES"/>
-        </w:rPr>
         <w:t xml:space="preserve">funciona.</w:t>
       </w:r>
     </w:p>
@@ -1089,9 +815,6 @@
         </w:numPr>
       </w:pPr>
       <w:r>
-        <w:rPr>
-          <w:lang w:val="es-ES"/>
-        </w:rPr>
         <w:t xml:space="preserve">¿Qué capa/servicio está sano y cuál roto?</w:t>
       </w:r>
     </w:p>
@@ -1104,9 +827,6 @@
         </w:numPr>
       </w:pPr>
       <w:r>
-        <w:rPr>
-          <w:lang w:val="es-ES"/>
-        </w:rPr>
         <w:t xml:space="preserve">¿Qué dos arreglos inmediatos propones?</w:t>
       </w:r>
     </w:p>
@@ -1119,9 +839,6 @@
         </w:numPr>
       </w:pPr>
       <w:r>
-        <w:rPr>
-          <w:lang w:val="es-ES"/>
-        </w:rPr>
         <w:t xml:space="preserve">¿Por qué NO es un problema de NTP, de DHCP ni de routing?</w:t>
       </w:r>
     </w:p>

--- a/docx/10-servicios-red/boletin-U10-avanzado.docx
+++ b/docx/10-servicios-red/boletin-U10-avanzado.docx
@@ -28,23 +28,23 @@
         </w:p>
       </w:sdtContent>
     </w:sdt>
-    <w:bookmarkStart w:id="9" w:name="boletín-ud10-avanzado"/>
+    <w:bookmarkStart w:id="9" w:name="boletín-de-servicios-de-red-avanzado"/>
     <w:p>
       <w:pPr>
         <w:pStyle w:val="Heading1"/>
       </w:pPr>
       <w:r>
-        <w:t xml:space="preserve">Boletín UD10 — Avanzado</w:t>
+        <w:t xml:space="preserve">Boletín de Servicios de red — Avanzado</w:t>
       </w:r>
     </w:p>
     <w:bookmarkEnd w:id="9"/>
-    <w:bookmarkStart w:id="18" w:name="boletín-ud10-avanzado-1"/>
+    <w:bookmarkStart w:id="18" w:name="boletín-de-servicios-de-red-avanzado-1"/>
     <w:p>
       <w:pPr>
         <w:pStyle w:val="Heading1"/>
       </w:pPr>
       <w:r>
-        <w:t xml:space="preserve">📝 Boletín UD10 — Avanzado</w:t>
+        <w:t xml:space="preserve">📝 Boletín de Servicios de red — Avanzado</w:t>
       </w:r>
     </w:p>
     <w:p>
